--- a/public/documents/SA_Growth_Agenda_Integrated_Framework.docx
+++ b/public/documents/SA_Growth_Agenda_Integrated_Framework.docx
@@ -1036,7 +1036,7 @@
           <w:sz w:val="22"/>
           <w:szCs w:val="22"/>
         </w:rPr>
-        <w:t xml:space="preserve">The period since mid-2025 has produced the most concentrated set of reform completions since the democratic transition. South Africa achieved FATF greylisting exit in June 2025, removing a material constraint on correspondent banking and investor confidence. Load-shedding was resolved — not by a single intervention but by the cumulative effect of self-generation licensing, REIPPP rounds, and Eskom's improved energy availability factor, which recovered above 65% by the second half of 2025. Operation Vulindlela delivered on its dashboard commitments: ICASA's IMT spectrum auction was completed, the analogue television switch-off was executed (freeing the 700/800 MHz digital dividend bands), the National Rail Policy White Paper was adopted, and the critical skills list was updated and fast-tracked. These are genuine institutional wins that shift the baseline from which the remaining reform agenda operates.</w:t>
+        <w:t xml:space="preserve">The period since mid-2025 has produced the most concentrated set of reform completions since the democratic transition. South Africa achieved FATF greylisting exit on 24 October 2025, removing a material constraint on correspondent banking and investor confidence. Load-shedding was resolved — not by a single intervention but by the cumulative effect of self-generation licensing, REIPPP rounds, and Eskom's improved energy availability factor, which recovered to approximately 69% by 2025–26, with more than 300 consecutive days of no load-shedding. Operation Vulindlela delivered on its dashboard commitments: ICASA's IMT spectrum auction was completed, the analogue television switch-off was executed (freeing the 700/800 MHz digital dividend bands), the National Rail Policy White Paper was adopted, and the critical skills list was updated and fast-tracked. These are genuine institutional wins that shift the baseline from which the remaining reform agenda operates.</w:t>
       </w:r>
     </w:p>
     <w:p>
@@ -1170,7 +1170,7 @@
           <w:sz w:val="22"/>
           <w:szCs w:val="22"/>
         </w:rPr>
-        <w:t xml:space="preserve">South Africa lost 15,942 gigawatt-hours to load-shedding in 2023 — the equivalent of cutting one-third of the country's productive hours. Eskom's energy availability factor fell below 55%, compared to a design threshold above 80%. The Electricity Regulation Amendment Act (partially implemented) creates the framework for a competitive market, but Eskom's structural unbundling into generation, transmission, and distribution entities is incomplete. The National Transmission Company is not yet capitalised. The IRP 2024 update, essential for signalling the long-run generation mix to private investors, remains under review.</w:t>
+        <w:t xml:space="preserve">South Africa lost 15,942 gigawatt-hours to load-shedding in 2023 — the equivalent of cutting one-third of the country's productive hours. Eskom's energy availability factor fell below 55% in 2022–23, compared to a design threshold above 80%; by 2025–26 the EAF had recovered to approximately 69%, with more than 300 consecutive days of no load-shedding. The Electricity Regulation Amendment Act (partially implemented) creates the framework for a competitive market; Eskom's unbundling strategy was approved in December 2025 and the National Transmission Company of South Africa (NTCSA) was licensed as market operator. The IRP 2024 update, essential for signalling the long-run generation mix to private investors, remains under finalisation.</w:t>
       </w:r>
     </w:p>
     <w:p>
@@ -9302,7 +9302,7 @@
           <w:sz w:val="22"/>
           <w:szCs w:val="22"/>
         </w:rPr>
-        <w:t xml:space="preserve">This package addresses the enabling conditions for all other packages. FATF greylisting exit — achieved in June 2025 — removed South Africa from the FATF grey list, reducing correspondent banking friction and signalling improved institutional credibility to investors. This was the single most consequential governance win of the 2025 reform cycle, already reflected in narrowing sovereign spreads. The remaining agenda is to consolidate the gains: sustained AML/CFT implementation, SARS capacity expansion, procurement reform, and consequence management for state capture cases. Fiscal consolidation creates the headroom for infrastructure investment. SOE reform — not just Eskom but the full portfolio — reduces contingent liabilities. Without continued progress here, the other four packages will be partially implemented, poorly resourced, and chronically stalled.</w:t>
+        <w:t xml:space="preserve">This package addresses the enabling conditions for all other packages. FATF greylisting exit — achieved on 24 October 2025 — removed South Africa from the FATF grey list, reducing correspondent banking friction and signalling improved institutional credibility to investors. This was the single most consequential governance win of the 2025 reform cycle, already reflected in narrowing sovereign spreads. The remaining agenda is to consolidate the gains: sustained AML/CFT implementation, SARS capacity expansion, procurement reform, and consequence management for state capture cases. Fiscal consolidation creates the headroom for infrastructure investment. SOE reform — not just Eskom but the full portfolio — reduces contingent liabilities. Without continued progress here, the other four packages will be partially implemented, poorly resourced, and chronically stalled.</w:t>
       </w:r>
     </w:p>
     <w:p>
@@ -9519,7 +9519,7 @@
                 <w:sz w:val="20"/>
                 <w:szCs w:val="20"/>
               </w:rPr>
-              <w:t xml:space="preserve">FATF Greylisting Exit — AML/CFT Implementation (Exit Achieved June 2025)</w:t>
+              <w:t xml:space="preserve">FATF Greylisting Exit — AML/CFT Implementation (Exit Achieved 24 October 2025)</w:t>
             </w:r>
           </w:p>
         </w:tc>
@@ -10714,7 +10714,7 @@
                 <w:sz w:val="20"/>
                 <w:szCs w:val="20"/>
               </w:rPr>
-              <w:t xml:space="preserve">Finance Standing Committee BRRRs have consistently flagged irregular expenditure, procurement deviations, SOE contingent liabilities, and SARS revenue shortfalls. The Auditor-General's consolidated report (2024/25) found that irregular expenditure in the consolidated public sector exceeded R60bn annually. FATF greylisting (February 2023) was the most consequential external signal of governance failure; South Africa achieved FATF exit in June 2025 — a significant milestone — but sustained AML/CFT implementation and monitoring is required to avoid future re-listing risk.</w:t>
+              <w:t xml:space="preserve">Finance Standing Committee BRRRs have consistently flagged irregular expenditure, procurement deviations, SOE contingent liabilities, and SARS revenue shortfalls. The Auditor-General's consolidated report (2024/25) found that irregular expenditure in the consolidated public sector exceeded R60bn annually. FATF greylisting (February 2023) was the most consequential external signal of governance failure; South Africa achieved FATF exit on 24 October 2025 — a significant milestone — but sustained AML/CFT implementation and monitoring is required to avoid future re-listing risk.</w:t>
             </w:r>
           </w:p>
         </w:tc>
@@ -21030,7 +21030,7 @@
           <w:sz w:val="22"/>
           <w:szCs w:val="22"/>
         </w:rPr>
-        <w:t xml:space="preserve">The reform agenda must operate within the fiscal constraints established by the 2026 National Budget. South Africa's fiscal position has stabilised further: the primary balance turned positive in 2024/25 and the 2026 Budget projects continued consolidation, with debt stabilising below 75% of GDP by 2027/28. However, debt service continues to absorb over 20 cents of every revenue rand, and there is limited headroom for new expenditure commitments. The 2026 Budget implemented a 0.5 percentage point VAT increase (effective May 2025), extending the revenue base while protecting the social wage. The phase structure of this framework is designed explicitly to respect these constraints while leveraging private capital and efficiency gains.</w:t>
+        <w:t xml:space="preserve">The reform agenda must operate within the fiscal constraints established by the 2026 National Budget. South Africa's fiscal position has stabilised: two consecutive primary surpluses were achieved in 2024/25 and 2025/26, and gross debt-to-GDP has stabilised at approximately 78.9% — higher than earlier projections, but no longer on an upward trajectory. In November 2025, S&amp;P Global raised South Africa's credit rating for the first time in roughly 20 years, validating the consolidation effort. However, debt service continues to absorb over 20 cents of every revenue rand, and there is limited headroom for new expenditure commitments. The 2026 Budget proposed a 0.5 percentage point VAT increase (effective May 2025), but this measure was withdrawn on 24 April 2025 following opposition within the Government of National Unity; VAT remains at 15%. The phase structure of this framework is designed explicitly to respect these fiscal constraints while leveraging private capital and efficiency gains.</w:t>
       </w:r>
     </w:p>
     <w:p>
@@ -21231,40 +21231,40 @@
                 <w:sz w:val="20"/>
                 <w:szCs w:val="20"/>
               </w:rPr>
-              <w:t xml:space="preserve">~74.7%</w:t>
-            </w:r>
-          </w:p>
-        </w:tc>
-        <w:tc>
-          <w:tcPr>
-            <w:tcBorders>
-              <w:top w:val="single" w:color="CCCCCC" w:sz="1"/>
-              <w:left w:val="single" w:color="CCCCCC" w:sz="1"/>
-              <w:bottom w:val="single" w:color="CCCCCC" w:sz="1"/>
-              <w:right w:val="single" w:color="CCCCCC" w:sz="1"/>
-            </w:tcBorders>
-            <w:shd w:fill="F2F2F2" w:val="clear"/>
-            <w:tcMar>
-              <w:top w:type="dxa" w:w="80"/>
-              <w:left w:type="dxa" w:w="120"/>
-              <w:bottom w:type="dxa" w:w="80"/>
-              <w:right w:type="dxa" w:w="120"/>
-            </w:tcMar>
-          </w:tcPr>
-          <w:p>
-            <w:pPr>
-              <w:jc w:val="left"/>
-            </w:pPr>
-            <w:r>
-              <w:rPr>
-                <w:rFonts w:ascii="Arial" w:cs="Arial" w:eastAsia="Arial" w:hAnsi="Arial"/>
-                <w:b w:val="false"/>
-                <w:bCs w:val="false"/>
-                <w:color w:val="4A4A4A"/>
-                <w:sz w:val="20"/>
-                <w:szCs w:val="20"/>
-              </w:rPr>
-              <w:t xml:space="preserve">Stabilising below 75%; primary surplus achieved in 2024/25</w:t>
+              <w:t xml:space="preserve">~78.9%</w:t>
+            </w:r>
+          </w:p>
+        </w:tc>
+        <w:tc>
+          <w:tcPr>
+            <w:tcBorders>
+              <w:top w:val="single" w:color="CCCCCC" w:sz="1"/>
+              <w:left w:val="single" w:color="CCCCCC" w:sz="1"/>
+              <w:bottom w:val="single" w:color="CCCCCC" w:sz="1"/>
+              <w:right w:val="single" w:color="CCCCCC" w:sz="1"/>
+            </w:tcBorders>
+            <w:shd w:fill="F2F2F2" w:val="clear"/>
+            <w:tcMar>
+              <w:top w:type="dxa" w:w="80"/>
+              <w:left w:type="dxa" w:w="120"/>
+              <w:bottom w:type="dxa" w:w="80"/>
+              <w:right w:type="dxa" w:w="120"/>
+            </w:tcMar>
+          </w:tcPr>
+          <w:p>
+            <w:pPr>
+              <w:jc w:val="left"/>
+            </w:pPr>
+            <w:r>
+              <w:rPr>
+                <w:rFonts w:ascii="Arial" w:cs="Arial" w:eastAsia="Arial" w:hAnsi="Arial"/>
+                <w:b w:val="false"/>
+                <w:bCs w:val="false"/>
+                <w:color w:val="4A4A4A"/>
+                <w:sz w:val="20"/>
+                <w:szCs w:val="20"/>
+              </w:rPr>
+              <w:t xml:space="preserve">Stabilising at ~78.9%; two consecutive primary surpluses (2024/25–2025/26); S&amp;P credit upgrade Nov 2025</w:t>
             </w:r>
           </w:p>
         </w:tc>
@@ -21534,40 +21534,40 @@
                 <w:sz w:val="20"/>
                 <w:szCs w:val="20"/>
               </w:rPr>
-              <w:t xml:space="preserve">+0.5 pp (to 15.5%)</w:t>
-            </w:r>
-          </w:p>
-        </w:tc>
-        <w:tc>
-          <w:tcPr>
-            <w:tcBorders>
-              <w:top w:val="single" w:color="CCCCCC" w:sz="1"/>
-              <w:left w:val="single" w:color="CCCCCC" w:sz="1"/>
-              <w:bottom w:val="single" w:color="CCCCCC" w:sz="1"/>
-              <w:right w:val="single" w:color="CCCCCC" w:sz="1"/>
-            </w:tcBorders>
-            <w:shd w:fill="FFFFFF" w:val="clear"/>
-            <w:tcMar>
-              <w:top w:type="dxa" w:w="80"/>
-              <w:left w:type="dxa" w:w="120"/>
-              <w:bottom w:type="dxa" w:w="80"/>
-              <w:right w:type="dxa" w:w="120"/>
-            </w:tcMar>
-          </w:tcPr>
-          <w:p>
-            <w:pPr>
-              <w:jc w:val="left"/>
-            </w:pPr>
-            <w:r>
-              <w:rPr>
-                <w:rFonts w:ascii="Arial" w:cs="Arial" w:eastAsia="Arial" w:hAnsi="Arial"/>
-                <w:b w:val="false"/>
-                <w:bCs w:val="false"/>
-                <w:color w:val="4A4A4A"/>
-                <w:sz w:val="20"/>
-                <w:szCs w:val="20"/>
-              </w:rPr>
-              <w:t xml:space="preserve">Effective May 2025; raises R15–18bn/year; social grant offset in place</w:t>
+              <w:t xml:space="preserve">15% (unchanged)</w:t>
+            </w:r>
+          </w:p>
+        </w:tc>
+        <w:tc>
+          <w:tcPr>
+            <w:tcBorders>
+              <w:top w:val="single" w:color="CCCCCC" w:sz="1"/>
+              <w:left w:val="single" w:color="CCCCCC" w:sz="1"/>
+              <w:bottom w:val="single" w:color="CCCCCC" w:sz="1"/>
+              <w:right w:val="single" w:color="CCCCCC" w:sz="1"/>
+            </w:tcBorders>
+            <w:shd w:fill="FFFFFF" w:val="clear"/>
+            <w:tcMar>
+              <w:top w:type="dxa" w:w="80"/>
+              <w:left w:type="dxa" w:w="120"/>
+              <w:bottom w:type="dxa" w:w="80"/>
+              <w:right w:type="dxa" w:w="120"/>
+            </w:tcMar>
+          </w:tcPr>
+          <w:p>
+            <w:pPr>
+              <w:jc w:val="left"/>
+            </w:pPr>
+            <w:r>
+              <w:rPr>
+                <w:rFonts w:ascii="Arial" w:cs="Arial" w:eastAsia="Arial" w:hAnsi="Arial"/>
+                <w:b w:val="false"/>
+                <w:bCs w:val="false"/>
+                <w:color w:val="4A4A4A"/>
+                <w:sz w:val="20"/>
+                <w:szCs w:val="20"/>
+              </w:rPr>
+              <w:t xml:space="preserve">Proposed +0.5 pp increase (to 15.5%) withdrawn 24 April 2025; VAT remains at 15%</w:t>
             </w:r>
           </w:p>
         </w:tc>
@@ -22878,7 +22878,205 @@
           <w:sz w:val="32"/>
           <w:szCs w:val="32"/>
         </w:rPr>
-        <w:t xml:space="preserve">7. Conclusion: Four Scenarios for South Africa</w:t>
+        <w:t xml:space="preserve">7. Recent Developments (2025–2026)</w:t>
+      </w:r>
+    </w:p>
+    <w:p>
+      <w:pPr>
+        <w:spacing w:after="120" w:before="80"/>
+        <w:jc w:val="both"/>
+      </w:pPr>
+      <w:r>
+        <w:rPr>
+          <w:rFonts w:ascii="Arial" w:cs="Arial" w:eastAsia="Arial" w:hAnsi="Arial"/>
+          <w:color w:val="4A4A4A"/>
+          <w:sz w:val="22"/>
+          <w:szCs w:val="22"/>
+        </w:rPr>
+        <w:t xml:space="preserve">The following developments, occurring between January 2025 and March 2026, update the analytical baseline described in the preceding sections. They are presented here to ensure the framework reflects the most current evidence; implications for reform sequencing are noted where the new data materially change the priority assessment.</w:t>
+      </w:r>
+    </w:p>
+    <w:p>
+      <w:pPr>
+        <w:pStyle w:val="Heading2"/>
+        <w:spacing w:after="120" w:before="300"/>
+      </w:pPr>
+      <w:r>
+        <w:rPr>
+          <w:rFonts w:ascii="Arial" w:cs="Arial" w:eastAsia="Arial" w:hAnsi="Arial"/>
+          <w:b/>
+          <w:bCs/>
+          <w:color w:val="000000"/>
+          <w:sz w:val="26"/>
+          <w:szCs w:val="26"/>
+        </w:rPr>
+        <w:t xml:space="preserve">Fiscal and Monetary Stabilisation</w:t>
+      </w:r>
+    </w:p>
+    <w:p>
+      <w:pPr>
+        <w:spacing w:after="120" w:before="80"/>
+        <w:jc w:val="both"/>
+      </w:pPr>
+      <w:r>
+        <w:rPr>
+          <w:rFonts w:ascii="Arial" w:cs="Arial" w:eastAsia="Arial" w:hAnsi="Arial"/>
+          <w:color w:val="4A4A4A"/>
+          <w:sz w:val="22"/>
+          <w:szCs w:val="22"/>
+        </w:rPr>
+        <w:t xml:space="preserve">South Africa achieved two consecutive primary budget surpluses (2024/25 and 2025/26), and gross debt-to-GDP stabilised at approximately 78.9% — higher than the sub-75% trajectory projected in earlier frameworks, but no longer on a rising path. In November 2025, S&amp;P Global raised South Africa's credit rating for the first time in roughly 20 years, reflecting improved fiscal management and restored institutional credibility. The upgrade narrowed sovereign spreads and modestly reduced the government's borrowing cost, creating marginal additional headroom within the fiscal framework.</w:t>
+      </w:r>
+    </w:p>
+    <w:p>
+      <w:pPr>
+        <w:spacing w:after="120" w:before="80"/>
+        <w:jc w:val="both"/>
+      </w:pPr>
+      <w:r>
+        <w:rPr>
+          <w:rFonts w:ascii="Arial" w:cs="Arial" w:eastAsia="Arial" w:hAnsi="Arial"/>
+          <w:color w:val="4A4A4A"/>
+          <w:sz w:val="22"/>
+          <w:szCs w:val="22"/>
+        </w:rPr>
+        <w:t xml:space="preserve">The November 2025 MTBPS announced a historic change to the South African Reserve Bank's monetary policy framework: the inflation target shifted from the 3–6% band to 3% ± 1 percentage point. This tighter, symmetric target signals a commitment to structurally lower inflation and reduces the implicit tolerance for price instability that had characterised South African monetary policy for two decades. Lower and more predictable inflation, if sustained, reduces the risk premium embedded in long-term interest rates and supports private investment. The proposed 0.5 percentage point VAT increase included in the February 2026 Budget was withdrawn on 24 April 2025 following opposition within the GNU; VAT remains at 15%, and fiscal consolidation must rely on expenditure reprioritisation and SARS revenue recovery.</w:t>
+      </w:r>
+    </w:p>
+    <w:p>
+      <w:pPr>
+        <w:pStyle w:val="Heading2"/>
+        <w:spacing w:after="120" w:before="300"/>
+      </w:pPr>
+      <w:r>
+        <w:rPr>
+          <w:rFonts w:ascii="Arial" w:cs="Arial" w:eastAsia="Arial" w:hAnsi="Arial"/>
+          <w:b/>
+          <w:bCs/>
+          <w:color w:val="000000"/>
+          <w:sz w:val="26"/>
+          <w:szCs w:val="26"/>
+        </w:rPr>
+        <w:t xml:space="preserve">Energy and Infrastructure</w:t>
+      </w:r>
+    </w:p>
+    <w:p>
+      <w:pPr>
+        <w:spacing w:after="120" w:before="80"/>
+        <w:jc w:val="both"/>
+      </w:pPr>
+      <w:r>
+        <w:rPr>
+          <w:rFonts w:ascii="Arial" w:cs="Arial" w:eastAsia="Arial" w:hAnsi="Arial"/>
+          <w:color w:val="4A4A4A"/>
+          <w:sz w:val="22"/>
+          <w:szCs w:val="22"/>
+        </w:rPr>
+        <w:t xml:space="preserve">By early 2026, South Africa had recorded more than 300 consecutive days of no load-shedding — the most sustained period of grid stability since the crisis began in earnest. Eskom's energy availability factor recovered to approximately 69%, a dramatic improvement from the below-55% trough in 2022–23. Bid Window 7 of the REIPPP programme procured 3,940 MW of new renewable energy capacity, further deepening the independent power producer pipeline and providing the private investment signal that the energy reform package requires. ICASA's spectrum auction in September 2025 raised R14.4 billion for the fiscus, consistent with the digital infrastructure investment thesis in Package 1. Eskom's unbundling strategy was approved in December 2025 and the National Transmission Company of South Africa (NTCSA) was licensed as market operator, marking a significant step in the ERA competitive electricity market implementation.</w:t>
+      </w:r>
+    </w:p>
+    <w:p>
+      <w:pPr>
+        <w:pStyle w:val="Heading2"/>
+        <w:spacing w:after="120" w:before="300"/>
+      </w:pPr>
+      <w:r>
+        <w:rPr>
+          <w:rFonts w:ascii="Arial" w:cs="Arial" w:eastAsia="Arial" w:hAnsi="Arial"/>
+          <w:b/>
+          <w:bCs/>
+          <w:color w:val="000000"/>
+          <w:sz w:val="26"/>
+          <w:szCs w:val="26"/>
+        </w:rPr>
+        <w:t xml:space="preserve">Logistics, Rail, and Trade</w:t>
+      </w:r>
+    </w:p>
+    <w:p>
+      <w:pPr>
+        <w:spacing w:after="120" w:before="80"/>
+        <w:jc w:val="both"/>
+      </w:pPr>
+      <w:r>
+        <w:rPr>
+          <w:rFonts w:ascii="Arial" w:cs="Arial" w:eastAsia="Arial" w:hAnsi="Arial"/>
+          <w:color w:val="4A4A4A"/>
+          <w:sz w:val="22"/>
+          <w:szCs w:val="22"/>
+        </w:rPr>
+        <w:t xml:space="preserve">Under Operation Vulindlela Phase II, expanded to seven priority reform areas, 11 private rail operators were approved — the first tangible progress on third-party freight rail access since the National Rail Policy White Paper was adopted. This positions South Africa to begin operationalising the rail reform agenda that has been debated since 1994. The African Continental Free Trade Area (AfCFTA) tariff schedule became effective in January 2026, opening structured intra-African market access and reducing AGOA dependency risk on the trade diversification logic embedded in Package 4.</w:t>
+      </w:r>
+    </w:p>
+    <w:p>
+      <w:pPr>
+        <w:spacing w:after="120" w:before="80"/>
+        <w:jc w:val="both"/>
+      </w:pPr>
+      <w:r>
+        <w:rPr>
+          <w:rFonts w:ascii="Arial" w:cs="Arial" w:eastAsia="Arial" w:hAnsi="Arial"/>
+          <w:color w:val="4A4A4A"/>
+          <w:sz w:val="22"/>
+          <w:szCs w:val="22"/>
+        </w:rPr>
+        <w:t xml:space="preserve">AGOA was extended by one year to December 2026, but the trade environment deteriorated sharply. US tariffs imposed in 2025, initially at 30% and subsequently reduced to 10%, combined with broader trade uncertainty to cause South African automotive exports to collapse by approximately 82% — a severe stress test for the APDP industrial policy model. This underscores the urgency of the export market diversification agenda and the AfCFTA operationalisation reforms in Package 4.</w:t>
+      </w:r>
+    </w:p>
+    <w:p>
+      <w:pPr>
+        <w:pStyle w:val="Heading2"/>
+        <w:spacing w:after="120" w:before="300"/>
+      </w:pPr>
+      <w:r>
+        <w:rPr>
+          <w:rFonts w:ascii="Arial" w:cs="Arial" w:eastAsia="Arial" w:hAnsi="Arial"/>
+          <w:b/>
+          <w:bCs/>
+          <w:color w:val="000000"/>
+          <w:sz w:val="26"/>
+          <w:szCs w:val="26"/>
+        </w:rPr>
+        <w:t xml:space="preserve">Labour Market and Political Stability</w:t>
+      </w:r>
+    </w:p>
+    <w:p>
+      <w:pPr>
+        <w:spacing w:after="120" w:before="80"/>
+        <w:jc w:val="both"/>
+      </w:pPr>
+      <w:r>
+        <w:rPr>
+          <w:rFonts w:ascii="Arial" w:cs="Arial" w:eastAsia="Arial" w:hAnsi="Arial"/>
+          <w:color w:val="4A4A4A"/>
+          <w:sz w:val="22"/>
+          <w:szCs w:val="22"/>
+        </w:rPr>
+        <w:t xml:space="preserve">The official unemployment rate fell to 31.4% in Q4 2025, down from 33.2% in Q2 2025, reflecting the partial labour market benefits of energy stabilisation, SMME activity, and the broader reform momentum. Youth unemployment remained structurally elevated at 58.5%. These figures are directionally encouraging but underscore that the 30%+ unemployment equilibrium requires sustained structural reform — not merely energy stabilisation — to break. The Government of National Unity maintained political cohesion through the period, providing a stable institutional backdrop for reform implementation and reducing the risk of the Scenario D deterioration pathway described in the concluding section.</w:t>
+      </w:r>
+    </w:p>
+    <w:p>
+      <w:r>
+        <w:br w:type="page"/>
+      </w:r>
+    </w:p>
+    <w:p>
+      <w:pPr>
+        <w:pStyle w:val="Heading1"/>
+        <w:pBdr>
+          <w:bottom w:val="single" w:color="007A4D" w:sz="8" w:space="4"/>
+        </w:pBdr>
+        <w:spacing w:after="160" w:before="400"/>
+      </w:pPr>
+      <w:r>
+        <w:rPr>
+          <w:rFonts w:ascii="Arial" w:cs="Arial" w:eastAsia="Arial" w:hAnsi="Arial"/>
+          <w:b/>
+          <w:bCs/>
+          <w:color w:val="007A4D"/>
+          <w:sz w:val="32"/>
+          <w:szCs w:val="32"/>
+        </w:rPr>
+        <w:t xml:space="preserve">8. Conclusion: Four Scenarios for South Africa</w:t>
       </w:r>
     </w:p>
     <w:p>
@@ -23136,7 +23334,7 @@
                 <w:sz w:val="20"/>
                 <w:szCs w:val="20"/>
               </w:rPr>
-              <w:t xml:space="preserve">All 5 packages implemented simultaneously; Phases 1–3 executed on schedule; private investment surge; FATF exit consolidated (achieved 2025); load-shedding sustained at zero; water and logistics reforms fully implemented by 2028</w:t>
+              <w:t xml:space="preserve">All 5 packages implemented simultaneously; Phases 1–3 executed on schedule; private investment surge; FATF exit consolidated (achieved 24 October 2025); load-shedding sustained at zero; water and logistics reforms fully implemented by 2028</w:t>
             </w:r>
           </w:p>
         </w:tc>
